--- a/DAY3.docx
+++ b/DAY3.docx
@@ -4998,6 +4998,351 @@
     </w:p>
     <w:p>
       <w:pPr>
+        <w:pStyle w:val="Heading1"/>
+        <w:bidi/>
+      </w:pPr>
+      <w:r>
+        <w:rPr>
+          <w:color w:val="2E5090"/>
+        </w:rPr>
+        <w:t>נספח — מידע משלים ממקורות טכניים</w:t>
+      </w:r>
+    </w:p>
+    <w:p>
+      <w:pPr>
+        <w:pStyle w:val="Heading2"/>
+        <w:bidi/>
+      </w:pPr>
+      <w:r>
+        <w:rPr>
+          <w:color w:val="3B7DD8"/>
+        </w:rPr>
+        <w:t>צריבת DDA2 — גרסה 2.41</w:t>
+      </w:r>
+    </w:p>
+    <w:p>
+      <w:pPr>
+        <w:bidi/>
+      </w:pPr>
+      <w:r>
+        <w:rPr>
+          <w:sz w:val="22"/>
+        </w:rPr>
+        <w:t>1. העבר את קובץ הגרסא לתיקייה מתאימה</w:t>
+      </w:r>
+    </w:p>
+    <w:p>
+      <w:pPr>
+        <w:bidi/>
+      </w:pPr>
+      <w:r>
+        <w:rPr>
+          <w:sz w:val="22"/>
+        </w:rPr>
+        <w:t>2. ודא שאין תדלוקים</w:t>
+      </w:r>
+    </w:p>
+    <w:p>
+      <w:pPr>
+        <w:bidi/>
+      </w:pPr>
+      <w:r>
+        <w:rPr>
+          <w:sz w:val="22"/>
+        </w:rPr>
+        <w:t>3. הרץ progdda2_3.4.exe</w:t>
+      </w:r>
+    </w:p>
+    <w:p>
+      <w:pPr>
+        <w:bidi/>
+      </w:pPr>
+      <w:r>
+        <w:rPr>
+          <w:sz w:val="22"/>
+        </w:rPr>
+        <w:t>4. TCP → הגדר כתובת IP → Toggle Local IP → Get</w:t>
+      </w:r>
+    </w:p>
+    <w:p>
+      <w:pPr>
+        <w:bidi/>
+      </w:pPr>
+      <w:r>
+        <w:rPr>
+          <w:sz w:val="22"/>
+        </w:rPr>
+        <w:t>5. Get ver → File → Open → גרסה 2.41 → Program</w:t>
+      </w:r>
+    </w:p>
+    <w:p>
+      <w:pPr>
+        <w:pStyle w:val="Heading2"/>
+        <w:bidi/>
+      </w:pPr>
+      <w:r>
+        <w:rPr>
+          <w:color w:val="3B7DD8"/>
+        </w:rPr>
+        <w:t>FuelPoint Export Service</w:t>
+      </w:r>
+    </w:p>
+    <w:p>
+      <w:pPr>
+        <w:pStyle w:val="ListBullet"/>
+        <w:bidi/>
+      </w:pPr>
+      <w:r>
+        <w:rPr>
+          <w:sz w:val="22"/>
+        </w:rPr>
+        <w:t>התקנת שירות לייבוא נתוני תדלוקים לקבצי Excel/PDF</w:t>
+      </w:r>
+    </w:p>
+    <w:p>
+      <w:pPr>
+        <w:pStyle w:val="ListBullet"/>
+        <w:bidi/>
+      </w:pPr>
+      <w:r>
+        <w:rPr>
+          <w:sz w:val="22"/>
+        </w:rPr>
+        <w:t>הגדרת חיבור מסד נתונים + נתיב פלט</w:t>
+      </w:r>
+    </w:p>
+    <w:p>
+      <w:pPr>
+        <w:pStyle w:val="Heading2"/>
+        <w:bidi/>
+      </w:pPr>
+      <w:r>
+        <w:rPr>
+          <w:color w:val="3B7DD8"/>
+        </w:rPr>
+        <w:t>NOVA55F — מסופון נייד</w:t>
+      </w:r>
+    </w:p>
+    <w:p>
+      <w:pPr>
+        <w:pStyle w:val="ListBullet"/>
+        <w:bidi/>
+      </w:pPr>
+      <w:r>
+        <w:rPr>
+          <w:sz w:val="22"/>
+        </w:rPr>
+        <w:t>עובד על כרטיס SIM (פלאפון/פרטנר)</w:t>
+      </w:r>
+    </w:p>
+    <w:p>
+      <w:pPr>
+        <w:pStyle w:val="ListBullet"/>
+        <w:bidi/>
+      </w:pPr>
+      <w:r>
+        <w:rPr>
+          <w:sz w:val="22"/>
+        </w:rPr>
+        <w:t>מספר תחנה מופיע בצד שמאל למעלה</w:t>
+      </w:r>
+    </w:p>
+    <w:p>
+      <w:pPr>
+        <w:pStyle w:val="ListBullet"/>
+        <w:bidi/>
+      </w:pPr>
+      <w:r>
+        <w:rPr>
+          <w:sz w:val="22"/>
+        </w:rPr>
+        <w:t>תקלות: בדוק SIM / חברת סלולר</w:t>
+      </w:r>
+    </w:p>
+    <w:p>
+      <w:pPr>
+        <w:pStyle w:val="Heading2"/>
+        <w:bidi/>
+      </w:pPr>
+      <w:r>
+        <w:rPr>
+          <w:color w:val="3B7DD8"/>
+        </w:rPr>
+        <w:t>DCS — הגדרת חברה/תחנה</w:t>
+      </w:r>
+    </w:p>
+    <w:p>
+      <w:pPr>
+        <w:bidi/>
+      </w:pPr>
+      <w:r>
+        <w:rPr>
+          <w:sz w:val="22"/>
+        </w:rPr>
+        <w:t>1. היכנס למערכת DCS</w:t>
+      </w:r>
+    </w:p>
+    <w:p>
+      <w:pPr>
+        <w:bidi/>
+      </w:pPr>
+      <w:r>
+        <w:rPr>
+          <w:sz w:val="22"/>
+        </w:rPr>
+        <w:t>2. הוסף חברה → הוסף תחנה → הוסף משאבה</w:t>
+      </w:r>
+    </w:p>
+    <w:p>
+      <w:pPr>
+        <w:bidi/>
+      </w:pPr>
+      <w:r>
+        <w:rPr>
+          <w:sz w:val="22"/>
+        </w:rPr>
+        <w:t>3. הזן: שם, מספר, כתובת, פרטי מנהל</w:t>
+      </w:r>
+    </w:p>
+    <w:p>
+      <w:pPr>
+        <w:pStyle w:val="Heading2"/>
+        <w:bidi/>
+      </w:pPr>
+      <w:r>
+        <w:rPr>
+          <w:color w:val="3B7DD8"/>
+        </w:rPr>
+        <w:t>QA EMV — יצירת מכשיר חדש</w:t>
+      </w:r>
+    </w:p>
+    <w:p>
+      <w:pPr>
+        <w:bidi/>
+      </w:pPr>
+      <w:r>
+        <w:rPr>
+          <w:sz w:val="22"/>
+        </w:rPr>
+        <w:t>1. היכנס למערכת QA EMV</w:t>
+      </w:r>
+    </w:p>
+    <w:p>
+      <w:pPr>
+        <w:bidi/>
+      </w:pPr>
+      <w:r>
+        <w:rPr>
+          <w:sz w:val="22"/>
+        </w:rPr>
+        <w:t>2. לחץ "מכשיר חדש" → הזן סריאלי, דגם, IP</w:t>
+      </w:r>
+    </w:p>
+    <w:p>
+      <w:pPr>
+        <w:bidi/>
+      </w:pPr>
+      <w:r>
+        <w:rPr>
+          <w:sz w:val="22"/>
+        </w:rPr>
+        <w:t>3. שייך לתחנה → הגדר פרמטרים → שמור</w:t>
+      </w:r>
+    </w:p>
+    <w:p>
+      <w:pPr>
+        <w:pStyle w:val="Heading2"/>
+        <w:bidi/>
+      </w:pPr>
+      <w:r>
+        <w:rPr>
+          <w:color w:val="3B7DD8"/>
+        </w:rPr>
+        <w:t>שדרוג RFC</w:t>
+      </w:r>
+    </w:p>
+    <w:p>
+      <w:pPr>
+        <w:bidi/>
+      </w:pPr>
+      <w:r>
+        <w:rPr>
+          <w:sz w:val="22"/>
+        </w:rPr>
+        <w:t>1. העבר קובץ שדרוג → סגור תוכניות</w:t>
+      </w:r>
+    </w:p>
+    <w:p>
+      <w:pPr>
+        <w:bidi/>
+      </w:pPr>
+      <w:r>
+        <w:rPr>
+          <w:sz w:val="22"/>
+        </w:rPr>
+        <w:t>2. הרץ bat → בחר תחנה → המתן לסיום</w:t>
+      </w:r>
+    </w:p>
+    <w:p>
+      <w:pPr>
+        <w:bidi/>
+      </w:pPr>
+      <w:r>
+        <w:rPr>
+          <w:sz w:val="22"/>
+        </w:rPr>
+        <w:t>3. גרסה נוכחית: 45</w:t>
+      </w:r>
+    </w:p>
+    <w:p>
+      <w:pPr>
+        <w:pStyle w:val="Heading2"/>
+        <w:bidi/>
+      </w:pPr>
+      <w:r>
+        <w:rPr>
+          <w:color w:val="3B7DD8"/>
+        </w:rPr>
+        <w:t>מועדון לקוחות דור אלון</w:t>
+      </w:r>
+    </w:p>
+    <w:p>
+      <w:pPr>
+        <w:pStyle w:val="ListBullet"/>
+        <w:bidi/>
+      </w:pPr>
+      <w:r>
+        <w:rPr>
+          <w:sz w:val="22"/>
+        </w:rPr>
+        <w:t>גרסה 6.2.20.45</w:t>
+      </w:r>
+    </w:p>
+    <w:p>
+      <w:pPr>
+        <w:pStyle w:val="ListBullet"/>
+        <w:bidi/>
+      </w:pPr>
+      <w:r>
+        <w:rPr>
+          <w:sz w:val="22"/>
+        </w:rPr>
+        <w:t>ניהול כרטיסי You + צבירת נקודות + מימוש קופונים</w:t>
+      </w:r>
+    </w:p>
+    <w:p>
+      <w:pPr>
+        <w:jc w:val="center"/>
+      </w:pPr>
+      <w:r>
+        <w:rPr>
+          <w:color w:val="CCCCCC"/>
+        </w:rPr>
+        <w:t>──────────────────────────────────────────────────</w:t>
+      </w:r>
+    </w:p>
+    <w:p>
+      <w:pPr>
         <w:bidi/>
         <w:jc w:val="center"/>
       </w:pPr>
